--- a/docs/acrme_calculation_logic_reference.docx
+++ b/docs/acrme_calculation_logic_reference.docx
@@ -589,6 +589,22 @@
               </w:rPr>
               <w:t xml:space="preserve">geography</w:t>
             </w:r>
+            <w:r>
+              <w:t xml:space="preserve"> </w:t>
+            </w:r>
+            <w:r>
+              <w:t xml:space="preserve">(</w:t>
+            </w:r>
+            <w:r>
+              <w:rPr>
+                <w:bCs/>
+                <w:b/>
+              </w:rPr>
+              <w:t xml:space="preserve">exception path</w:t>
+            </w:r>
+            <w:r>
+              <w:t xml:space="preserve">; explicit approval + customer acknowledgement required)</w:t>
+            </w:r>
           </w:p>
         </w:tc>
         <w:tc>
@@ -646,7 +662,7 @@
               <w:jc w:val="left"/>
             </w:pPr>
             <w:r>
-              <w:t xml:space="preserve">Prod region validation — customer picks a</w:t>
+              <w:t xml:space="preserve">Prod region validation — customer supplies the</w:t>
             </w:r>
             <w:r>
               <w:t xml:space="preserve"> </w:t>
@@ -656,7 +672,23 @@
                 <w:bCs/>
                 <w:b/>
               </w:rPr>
-              <w:t xml:space="preserve">specific region</w:t>
+              <w:t xml:space="preserve">exact region</w:t>
+            </w:r>
+            <w:r>
+              <w:t xml:space="preserve"> </w:t>
+            </w:r>
+            <w:r>
+              <w:t xml:space="preserve">(</w:t>
+            </w:r>
+            <w:r>
+              <w:rPr>
+                <w:bCs/>
+                <w:b/>
+              </w:rPr>
+              <w:t xml:space="preserve">default input</w:t>
+            </w:r>
+            <w:r>
+              <w:t xml:space="preserve">; ACRME validates, does not derive)</w:t>
             </w:r>
           </w:p>
         </w:tc>
@@ -2180,19 +2212,46 @@
           <w:bCs/>
           <w:b/>
         </w:rPr>
-        <w:t xml:space="preserve">Note (PLC-001/PLC-002):</w:t>
-      </w:r>
-      <w:r>
-        <w:t xml:space="preserve"> </w:t>
-      </w:r>
-      <w:r>
-        <w:t xml:space="preserve">Exact-region input (Scenario 2) is the preferred default. Geography-based</w:t>
-      </w:r>
-      <w:r>
-        <w:t xml:space="preserve"> </w:t>
-      </w:r>
-      <w:r>
-        <w:t xml:space="preserve">selection is an exception path requiring approval and customer acknowledgement.</w:t>
+        <w:t xml:space="preserve">Status: Exception path — not the default (PLC-002).</w:t>
+      </w:r>
+      <w:r>
+        <w:t xml:space="preserve"> </w:t>
+      </w:r>
+      <w:r>
+        <w:t xml:space="preserve">Requires explicit exception approval and</w:t>
+      </w:r>
+      <w:r>
+        <w:t xml:space="preserve"> </w:t>
+      </w:r>
+      <w:r>
+        <w:t xml:space="preserve">customer acknowledgement that the</w:t>
+      </w:r>
+      <w:r>
+        <w:t xml:space="preserve"> </w:t>
+      </w:r>
+      <w:r>
+        <w:rPr>
+          <w:bCs/>
+          <w:b/>
+        </w:rPr>
+        <w:t xml:space="preserve">derived production region becomes fixed until an approved migration</w:t>
+      </w:r>
+      <w:r>
+        <w:rPr>
+          <w:bCs/>
+          <w:b/>
+        </w:rPr>
+        <w:t xml:space="preserve"> </w:t>
+      </w:r>
+      <w:r>
+        <w:rPr>
+          <w:bCs/>
+          <w:b/>
+        </w:rPr>
+        <w:t xml:space="preserve">changes the seed</w:t>
+      </w:r>
+      <w:r>
+        <w:t xml:space="preserve">. Cannot be invoked without a recorded exception reference.</w:t>
       </w:r>
       <w:r>
         <w:t xml:space="preserve"> </w:t>
@@ -2529,7 +2588,55 @@
         <w:t xml:space="preserve"> </w:t>
       </w:r>
       <w:r>
-        <w:t xml:space="preserve">customer names an exact Azure region — the preferred/default input mode (PLC-001).</w:t>
+        <w:t xml:space="preserve">customer names an exact Azure region — the</w:t>
+      </w:r>
+      <w:r>
+        <w:t xml:space="preserve"> </w:t>
+      </w:r>
+      <w:r>
+        <w:rPr>
+          <w:bCs/>
+          <w:b/>
+        </w:rPr>
+        <w:t xml:space="preserve">default</w:t>
+      </w:r>
+      <w:r>
+        <w:t xml:space="preserve"> </w:t>
+      </w:r>
+      <w:r>
+        <w:t xml:space="preserve">input mode (PLC-001). ACRME</w:t>
+      </w:r>
+      <w:r>
+        <w:t xml:space="preserve"> </w:t>
+      </w:r>
+      <w:r>
+        <w:rPr>
+          <w:bCs/>
+          <w:b/>
+        </w:rPr>
+        <w:t xml:space="preserve">validates</w:t>
+      </w:r>
+      <w:r>
+        <w:t xml:space="preserve"> </w:t>
+      </w:r>
+      <w:r>
+        <w:t xml:space="preserve">the supplied region against HC-1..HC-10 and placement-policy rules; it does</w:t>
+      </w:r>
+      <w:r>
+        <w:t xml:space="preserve"> </w:t>
+      </w:r>
+      <w:r>
+        <w:rPr>
+          <w:bCs/>
+          <w:b/>
+        </w:rPr>
+        <w:t xml:space="preserve">not</w:t>
+      </w:r>
+      <w:r>
+        <w:t xml:space="preserve"> </w:t>
+      </w:r>
+      <w:r>
+        <w:t xml:space="preserve">derive a region from geography.</w:t>
       </w:r>
       <w:r>
         <w:t xml:space="preserve"> </w:t>

--- a/docs/acrme_calculation_logic_reference.docx
+++ b/docs/acrme_calculation_logic_reference.docx
@@ -177,6 +177,72 @@
       </w:r>
       <w:r>
         <w:t xml:space="preserve">throughout.</w:t>
+      </w:r>
+      <w:r>
+        <w:t xml:space="preserve"> </w:t>
+      </w:r>
+      <w:r>
+        <w:t xml:space="preserve">-</w:t>
+      </w:r>
+      <w:r>
+        <w:t xml:space="preserve"> </w:t>
+      </w:r>
+      <w:r>
+        <w:rPr>
+          <w:bCs/>
+          <w:b/>
+        </w:rPr>
+        <w:t xml:space="preserve">Quota grouping model updated (QUA-004)</w:t>
+      </w:r>
+      <w:r>
+        <w:t xml:space="preserve">:</w:t>
+      </w:r>
+      <w:r>
+        <w:t xml:space="preserve"> </w:t>
+      </w:r>
+      <w:r>
+        <w:rPr>
+          <w:bCs/>
+          <w:b/>
+        </w:rPr>
+        <w:t xml:space="preserve">single governed pool</w:t>
+      </w:r>
+      <w:r>
+        <w:t xml:space="preserve"> </w:t>
+      </w:r>
+      <w:r>
+        <w:t xml:space="preserve">per region/quota family</w:t>
+      </w:r>
+      <w:r>
+        <w:t xml:space="preserve"> </w:t>
+      </w:r>
+      <w:r>
+        <w:t xml:space="preserve">(Prod + NonProd/CVAL + DR together) is now the</w:t>
+      </w:r>
+      <w:r>
+        <w:t xml:space="preserve"> </w:t>
+      </w:r>
+      <w:r>
+        <w:rPr>
+          <w:bCs/>
+          <w:b/>
+        </w:rPr>
+        <w:t xml:space="preserve">primary model</w:t>
+      </w:r>
+      <w:r>
+        <w:t xml:space="preserve">; Prod/DR protected by logical</w:t>
+      </w:r>
+      <w:r>
+        <w:t xml:space="preserve"> </w:t>
+      </w:r>
+      <w:r>
+        <w:t xml:space="preserve">earmarks. The two-group topology is retained only as a narrow governance/Azure-limit exception</w:t>
+      </w:r>
+      <w:r>
+        <w:t xml:space="preserve"> </w:t>
+      </w:r>
+      <w:r>
+        <w:t xml:space="preserve">(Scenario 8/9 updated accordingly).</w:t>
       </w:r>
       <w:r>
         <w:t xml:space="preserve"> </w:t>
@@ -4012,7 +4078,26 @@
         <w:pStyle w:val="FirstParagraph"/>
       </w:pPr>
       <w:r>
-        <w:t xml:space="preserve">Every managed region has exactly two Azure Quota Groups.</w:t>
+        <w:rPr>
+          <w:bCs/>
+          <w:b/>
+        </w:rPr>
+        <w:t xml:space="preserve">Primary model (QUA-004): one governed quota pool per region and quota family</w:t>
+      </w:r>
+      <w:r>
+        <w:t xml:space="preserve">, covering Prod,</w:t>
+      </w:r>
+      <w:r>
+        <w:t xml:space="preserve"> </w:t>
+      </w:r>
+      <w:r>
+        <w:t xml:space="preserve">NonProd/CVAL, and DR together. Prod and DR are protected inside the shared pool by logical earmarks,</w:t>
+      </w:r>
+      <w:r>
+        <w:t xml:space="preserve"> </w:t>
+      </w:r>
+      <w:r>
+        <w:t xml:space="preserve">not by physical group separation.</w:t>
       </w:r>
       <w:r>
         <w:t xml:space="preserve"> </w:t>
@@ -4032,6 +4117,314 @@
         <w:rPr>
           <w:rStyle w:val="VerbatimChar"/>
         </w:rPr>
+        <w:t xml:space="preserve">Pool_Limit(region) =</w:t>
+      </w:r>
+      <w:r>
+        <w:br/>
+      </w:r>
+      <w:r>
+        <w:rPr>
+          <w:rStyle w:val="VerbatimChar"/>
+        </w:rPr>
+        <w:t xml:space="preserve">      Prod_CRG_quantity     × vCPU × (1 + prod_growth_buffer)</w:t>
+      </w:r>
+      <w:r>
+        <w:br/>
+      </w:r>
+      <w:r>
+        <w:rPr>
+          <w:rStyle w:val="VerbatimChar"/>
+        </w:rPr>
+        <w:t xml:space="preserve">    + NonProd_CRG_quantity  × vCPU × (1 + nonprod_growth_buffer)</w:t>
+      </w:r>
+      <w:r>
+        <w:br/>
+      </w:r>
+      <w:r>
+        <w:rPr>
+          <w:rStyle w:val="VerbatimChar"/>
+        </w:rPr>
+        <w:t xml:space="preserve">    + DR_Earmark_vCPU(region)</w:t>
+      </w:r>
+      <w:r>
+        <w:br/>
+      </w:r>
+      <w:r>
+        <w:rPr>
+          <w:rStyle w:val="VerbatimChar"/>
+        </w:rPr>
+        <w:t xml:space="preserve">    + emergency_transfer_headroom_vcpu</w:t>
+      </w:r>
+      <w:r>
+        <w:br/>
+      </w:r>
+      <w:r>
+        <w:br/>
+      </w:r>
+      <w:r>
+        <w:rPr>
+          <w:rStyle w:val="VerbatimChar"/>
+        </w:rPr>
+        <w:t xml:space="preserve">prod_growth_buffer               = 0.20</w:t>
+      </w:r>
+      <w:r>
+        <w:br/>
+      </w:r>
+      <w:r>
+        <w:rPr>
+          <w:rStyle w:val="VerbatimChar"/>
+        </w:rPr>
+        <w:t xml:space="preserve">nonprod_growth_buffer            = 0.20</w:t>
+      </w:r>
+      <w:r>
+        <w:br/>
+      </w:r>
+      <w:r>
+        <w:rPr>
+          <w:rStyle w:val="VerbatimChar"/>
+        </w:rPr>
+        <w:t xml:space="preserve">DR_Earmark_vCPU(region)          = Destination_DR_Requirement(region) × vCPU   [max-not-sum, Scenario 17]</w:t>
+      </w:r>
+      <w:r>
+        <w:br/>
+      </w:r>
+      <w:r>
+        <w:rPr>
+          <w:rStyle w:val="VerbatimChar"/>
+        </w:rPr>
+        <w:t xml:space="preserve">emergency_transfer_headroom_vcpu = max_emergency_transfer_qty × vCPU</w:t>
+      </w:r>
+      <w:r>
+        <w:br/>
+      </w:r>
+      <w:r>
+        <w:rPr>
+          <w:rStyle w:val="VerbatimChar"/>
+        </w:rPr>
+        <w:t xml:space="preserve">max_emergency_transfer_qty       = potential_dr_demand × emergency_transfer_pct</w:t>
+      </w:r>
+      <w:r>
+        <w:br/>
+      </w:r>
+      <w:r>
+        <w:rPr>
+          <w:rStyle w:val="VerbatimChar"/>
+        </w:rPr>
+        <w:t xml:space="preserve">emergency_transfer_pct           = 0.30</w:t>
+      </w:r>
+    </w:p>
+    <w:p>
+      <w:pPr>
+        <w:pStyle w:val="FirstParagraph"/>
+      </w:pPr>
+      <w:r>
+        <w:t xml:space="preserve">Because Prod, NonProd/CVAL, and DR share one pool, an emergency DR draw needs</w:t>
+      </w:r>
+      <w:r>
+        <w:t xml:space="preserve"> </w:t>
+      </w:r>
+      <w:r>
+        <w:rPr>
+          <w:bCs/>
+          <w:b/>
+        </w:rPr>
+        <w:t xml:space="preserve">no cross-group transfer</w:t>
+      </w:r>
+      <w:r>
+        <w:t xml:space="preserve">:</w:t>
+      </w:r>
+      <w:r>
+        <w:t xml:space="preserve"> </w:t>
+      </w:r>
+      <w:r>
+        <w:t xml:space="preserve">the DR orchestrator consumes</w:t>
+      </w:r>
+      <w:r>
+        <w:t xml:space="preserve"> </w:t>
+      </w:r>
+      <w:r>
+        <w:rPr>
+          <w:rStyle w:val="VerbatimChar"/>
+        </w:rPr>
+        <w:t xml:space="preserve">Pool_Headroom</w:t>
+      </w:r>
+      <w:r>
+        <w:t xml:space="preserve"> </w:t>
+      </w:r>
+      <w:r>
+        <w:t xml:space="preserve">first, then reclaimable NonProd above committed demand.</w:t>
+      </w:r>
+      <w:r>
+        <w:t xml:space="preserve"> </w:t>
+      </w:r>
+      <w:r>
+        <w:t xml:space="preserve">This is the manipulation-flexibility gain that motivates the single-pool model (avoids fragmenting quota</w:t>
+      </w:r>
+      <w:r>
+        <w:t xml:space="preserve"> </w:t>
+      </w:r>
+      <w:r>
+        <w:t xml:space="preserve">and cuts quota-increase requests to Microsoft).</w:t>
+      </w:r>
+      <w:r>
+        <w:t xml:space="preserve"> </w:t>
+      </w:r>
+      <w:r>
+        <w:rPr>
+          <w:rStyle w:val="VerbatimChar"/>
+        </w:rPr>
+        <w:t xml:space="preserve">[Decided]</w:t>
+      </w:r>
+    </w:p>
+    <w:p>
+      <w:pPr>
+        <w:pStyle w:val="BodyText"/>
+      </w:pPr>
+      <w:r>
+        <w:rPr>
+          <w:bCs/>
+          <w:b/>
+        </w:rPr>
+        <w:t xml:space="preserve">Prod protection inside the shared pool</w:t>
+      </w:r>
+      <w:r>
+        <w:t xml:space="preserve"> </w:t>
+      </w:r>
+      <w:r>
+        <w:t xml:space="preserve">(logical earmarks, enforced at allocation/reclamation time):</w:t>
+      </w:r>
+    </w:p>
+    <w:p>
+      <w:pPr>
+        <w:pStyle w:val="SourceCode"/>
+      </w:pPr>
+      <w:r>
+        <w:rPr>
+          <w:rStyle w:val="VerbatimChar"/>
+        </w:rPr>
+        <w:t xml:space="preserve">Prod_Reserved_Floor  = Prod_Used_vCPU + Prod_Growth_Buffer_vCPU</w:t>
+      </w:r>
+      <w:r>
+        <w:br/>
+      </w:r>
+      <w:r>
+        <w:rPr>
+          <w:rStyle w:val="VerbatimChar"/>
+        </w:rPr>
+        <w:t xml:space="preserve">Allocatable_NonProd  = Pool_Limit - Prod_Reserved_Floor - DR_Earmark_vCPU - NonProd_Used_vCPU</w:t>
+      </w:r>
+      <w:r>
+        <w:br/>
+      </w:r>
+      <w:r>
+        <w:rPr>
+          <w:rStyle w:val="VerbatimChar"/>
+        </w:rPr>
+        <w:t xml:space="preserve">Pool_Headroom        = Pool_Limit - Pool_Used</w:t>
+      </w:r>
+    </w:p>
+    <w:p>
+      <w:pPr>
+        <w:pStyle w:val="FirstParagraph"/>
+      </w:pPr>
+      <w:r>
+        <w:rPr>
+          <w:rStyle w:val="VerbatimChar"/>
+        </w:rPr>
+        <w:t xml:space="preserve">Prod_Reserved_Floor</w:t>
+      </w:r>
+      <w:r>
+        <w:t xml:space="preserve"> </w:t>
+      </w:r>
+      <w:r>
+        <w:t xml:space="preserve">and</w:t>
+      </w:r>
+      <w:r>
+        <w:t xml:space="preserve"> </w:t>
+      </w:r>
+      <w:r>
+        <w:rPr>
+          <w:rStyle w:val="VerbatimChar"/>
+        </w:rPr>
+        <w:t xml:space="preserve">DR_Earmark_vCPU</w:t>
+      </w:r>
+      <w:r>
+        <w:t xml:space="preserve"> </w:t>
+      </w:r>
+      <w:r>
+        <w:t xml:space="preserve">are never allocatable to NonProd; NonProd allocation</w:t>
+      </w:r>
+      <w:r>
+        <w:t xml:space="preserve"> </w:t>
+      </w:r>
+      <w:r>
+        <w:t xml:space="preserve">fail-safes when</w:t>
+      </w:r>
+      <w:r>
+        <w:t xml:space="preserve"> </w:t>
+      </w:r>
+      <w:r>
+        <w:rPr>
+          <w:rStyle w:val="VerbatimChar"/>
+        </w:rPr>
+        <w:t xml:space="preserve">Allocatable_NonProd</w:t>
+      </w:r>
+      <w:r>
+        <w:t xml:space="preserve"> </w:t>
+      </w:r>
+      <w:r>
+        <w:t xml:space="preserve">reaches zero.</w:t>
+      </w:r>
+      <w:r>
+        <w:t xml:space="preserve"> </w:t>
+      </w:r>
+      <w:r>
+        <w:rPr>
+          <w:rStyle w:val="VerbatimChar"/>
+        </w:rPr>
+        <w:t xml:space="preserve">[Decided]</w:t>
+      </w:r>
+    </w:p>
+    <w:p>
+      <w:pPr>
+        <w:pStyle w:val="BodyText"/>
+      </w:pPr>
+      <w:r>
+        <w:rPr>
+          <w:bCs/>
+          <w:b/>
+        </w:rPr>
+        <w:t xml:space="preserve">Exception topology (only when Azure Quota Group limits or a mandatory Prod-isolation governance</w:t>
+      </w:r>
+      <w:r>
+        <w:rPr>
+          <w:bCs/>
+          <w:b/>
+        </w:rPr>
+        <w:t xml:space="preserve"> </w:t>
+      </w:r>
+      <w:r>
+        <w:rPr>
+          <w:bCs/>
+          <w:b/>
+        </w:rPr>
+        <w:t xml:space="preserve">boundary make one pool impossible)</w:t>
+      </w:r>
+      <w:r>
+        <w:t xml:space="preserve"> </w:t>
+      </w:r>
+      <w:r>
+        <w:t xml:space="preserve">— two groups per region, recorded in the Decision Log:</w:t>
+      </w:r>
+    </w:p>
+    <w:p>
+      <w:pPr>
+        <w:pStyle w:val="SourceCode"/>
+      </w:pPr>
+      <w:r>
+        <w:rPr>
+          <w:rStyle w:val="VerbatimChar"/>
+        </w:rPr>
         <w:t xml:space="preserve">Prod_Group_Limit(region) =</w:t>
       </w:r>
       <w:r>
@@ -4047,15 +4440,6 @@
         <w:br/>
       </w:r>
       <w:r>
-        <w:rPr>
-          <w:rStyle w:val="VerbatimChar"/>
-        </w:rPr>
-        <w:t xml:space="preserve">    prod_growth_buffer = 0.20</w:t>
-      </w:r>
-      <w:r>
-        <w:br/>
-      </w:r>
-      <w:r>
         <w:br/>
       </w:r>
       <w:r>
@@ -4091,52 +4475,13 @@
         </w:rPr>
         <w:t xml:space="preserve">    + emergency_transfer_headroom_vcpu</w:t>
       </w:r>
-      <w:r>
-        <w:br/>
-      </w:r>
-      <w:r>
-        <w:br/>
-      </w:r>
-      <w:r>
-        <w:rPr>
-          <w:rStyle w:val="VerbatimChar"/>
-        </w:rPr>
-        <w:t xml:space="preserve">nonprod_growth_buffer          = 0.20</w:t>
-      </w:r>
-      <w:r>
-        <w:br/>
-      </w:r>
-      <w:r>
-        <w:rPr>
-          <w:rStyle w:val="VerbatimChar"/>
-        </w:rPr>
-        <w:t xml:space="preserve">emergency_transfer_headroom_vcpu = max_emergency_transfer_qty × vCPU</w:t>
-      </w:r>
-      <w:r>
-        <w:br/>
-      </w:r>
-      <w:r>
-        <w:rPr>
-          <w:rStyle w:val="VerbatimChar"/>
-        </w:rPr>
-        <w:t xml:space="preserve">max_emergency_transfer_qty       = potential_dr_demand × emergency_transfer_pct</w:t>
-      </w:r>
-      <w:r>
-        <w:br/>
-      </w:r>
-      <w:r>
-        <w:rPr>
-          <w:rStyle w:val="VerbatimChar"/>
-        </w:rPr>
-        <w:t xml:space="preserve">emergency_transfer_pct           = 0.30</w:t>
-      </w:r>
     </w:p>
     <w:p>
       <w:pPr>
         <w:pStyle w:val="FirstParagraph"/>
       </w:pPr>
       <w:r>
-        <w:t xml:space="preserve">The</w:t>
+        <w:t xml:space="preserve">In the exception topology the</w:t>
       </w:r>
       <w:r>
         <w:t xml:space="preserve"> </w:t>
@@ -4151,13 +4496,31 @@
         <w:t xml:space="preserve"> </w:t>
       </w:r>
       <w:r>
-        <w:t xml:space="preserve">term is what makes Tier 2 DR expansion quota-neutral within the</w:t>
-      </w:r>
-      <w:r>
-        <w:t xml:space="preserve"> </w:t>
-      </w:r>
-      <w:r>
-        <w:t xml:space="preserve">shared group.</w:t>
+        <w:t xml:space="preserve">term is what makes Tier 2 DR expansion</w:t>
+      </w:r>
+      <w:r>
+        <w:t xml:space="preserve"> </w:t>
+      </w:r>
+      <w:r>
+        <w:t xml:space="preserve">quota-neutral within the shared NonProd+DR group. In the single-pool model this term is subsumed by the</w:t>
+      </w:r>
+      <w:r>
+        <w:t xml:space="preserve"> </w:t>
+      </w:r>
+      <w:r>
+        <w:t xml:space="preserve">shared</w:t>
+      </w:r>
+      <w:r>
+        <w:t xml:space="preserve"> </w:t>
+      </w:r>
+      <w:r>
+        <w:rPr>
+          <w:rStyle w:val="VerbatimChar"/>
+        </w:rPr>
+        <w:t xml:space="preserve">Pool_Headroom</w:t>
+      </w:r>
+      <w:r>
+        <w:t xml:space="preserve">.</w:t>
       </w:r>
       <w:r>
         <w:t xml:space="preserve"> </w:t>
@@ -4230,13 +4593,13 @@
         <w:pStyle w:val="FirstParagraph"/>
       </w:pPr>
       <w:r>
-        <w:t xml:space="preserve">Azure Quota Groups have no native intra-group sub-reservation; the engine enforces the DR floor by</w:t>
-      </w:r>
-      <w:r>
-        <w:t xml:space="preserve"> </w:t>
-      </w:r>
-      <w:r>
-        <w:t xml:space="preserve">arithmetic.</w:t>
+        <w:t xml:space="preserve">Azure quota pools/groups have no native intra-pool sub-reservation; the engine enforces the DR floor by</w:t>
+      </w:r>
+      <w:r>
+        <w:t xml:space="preserve"> </w:t>
+      </w:r>
+      <w:r>
+        <w:t xml:space="preserve">arithmetic (logical earmark) in both the single-pool and exception two-group topologies.</w:t>
       </w:r>
       <w:r>
         <w:t xml:space="preserve"> </w:t>
@@ -4304,6 +4667,54 @@
         <w:rPr>
           <w:rStyle w:val="VerbatimChar"/>
         </w:rPr>
+        <w:t xml:space="preserve"># Single governed pool (primary model, QUA-004):</w:t>
+      </w:r>
+      <w:r>
+        <w:br/>
+      </w:r>
+      <w:r>
+        <w:rPr>
+          <w:rStyle w:val="VerbatimChar"/>
+        </w:rPr>
+        <w:t xml:space="preserve">DR_Earmark_vCPU(region)   = DR_Floor_vCPU(region)      # never allocatable to NonProd</w:t>
+      </w:r>
+      <w:r>
+        <w:br/>
+      </w:r>
+      <w:r>
+        <w:rPr>
+          <w:rStyle w:val="VerbatimChar"/>
+        </w:rPr>
+        <w:t xml:space="preserve">Allocatable_NonProd       = Pool_Limit - Prod_Reserved_Floor - DR_Earmark_vCPU - NonProd_Used_vCPU</w:t>
+      </w:r>
+      <w:r>
+        <w:br/>
+      </w:r>
+      <w:r>
+        <w:rPr>
+          <w:rStyle w:val="VerbatimChar"/>
+        </w:rPr>
+        <w:t xml:space="preserve">Pool_Headroom             = Pool_Limit - Pool_Used</w:t>
+      </w:r>
+      <w:r>
+        <w:br/>
+      </w:r>
+      <w:r>
+        <w:br/>
+      </w:r>
+      <w:r>
+        <w:rPr>
+          <w:rStyle w:val="VerbatimChar"/>
+        </w:rPr>
+        <w:t xml:space="preserve"># Exception two-group topology only:</w:t>
+      </w:r>
+      <w:r>
+        <w:br/>
+      </w:r>
+      <w:r>
+        <w:rPr>
+          <w:rStyle w:val="VerbatimChar"/>
+        </w:rPr>
         <w:t xml:space="preserve">Effective_NonProd_Ceiling = NonProd_DR_Group_Limit - DR_Floor_vCPU</w:t>
       </w:r>
       <w:r>
@@ -4323,6 +4734,9 @@
           <w:rStyle w:val="VerbatimChar"/>
         </w:rPr>
         <w:t xml:space="preserve">Group_Headroom            = Group_Limit - Group_Used</w:t>
+      </w:r>
+      <w:r>
+        <w:br/>
       </w:r>
       <w:r>
         <w:br/>

--- a/docs/acrme_calculation_logic_reference.docx
+++ b/docs/acrme_calculation_logic_reference.docx
@@ -890,7 +890,7 @@
               <w:t xml:space="preserve"> </w:t>
             </w:r>
             <w:r>
-              <w:t xml:space="preserve">in-geo +</w:t>
+              <w:t xml:space="preserve">in-geo;</w:t>
             </w:r>
             <w:r>
               <w:t xml:space="preserve"> </w:t>
@@ -900,13 +900,41 @@
                 <w:bCs/>
                 <w:b/>
               </w:rPr>
-              <w:t xml:space="preserve">Switzerland North</w:t>
-            </w:r>
-            <w:r>
+              <w:t xml:space="preserve">DR currently</w:t>
+            </w:r>
+            <w:r>
+              <w:rPr>
+                <w:bCs/>
+                <w:b/>
+              </w:rPr>
               <w:t xml:space="preserve"> </w:t>
             </w:r>
             <w:r>
-              <w:t xml:space="preserve">cross-geo DR</w:t>
+              <w:rPr>
+                <w:rStyle w:val="VerbatimChar"/>
+                <w:bCs/>
+                <w:b/>
+              </w:rPr>
+              <w:t xml:space="preserve">NOT_OFFERED</w:t>
+            </w:r>
+            <w:r>
+              <w:t xml:space="preserve"> </w:t>
+            </w:r>
+            <w:r>
+              <w:t xml:space="preserve">(DR-014, DEC-001 under legal review) — Switzerland North cross-geo DR is pre-configured but</w:t>
+            </w:r>
+            <w:r>
+              <w:t xml:space="preserve"> </w:t>
+            </w:r>
+            <w:r>
+              <w:rPr>
+                <w:bCs/>
+                <w:b/>
+              </w:rPr>
+              <w:t xml:space="preserve">inactive</w:t>
+            </w:r>
+            <w:r>
+              <w:t xml:space="preserve">, conditional on DEC-001</w:t>
             </w:r>
           </w:p>
         </w:tc>
@@ -3096,13 +3124,25 @@
       </w:r>
     </w:p>
     <w:bookmarkEnd w:id="28"/>
-    <w:bookmarkStart w:id="29" w:name="Xe61e3cacba9a44c6d5084e954b5fced851a3f92"/>
+    <w:bookmarkStart w:id="29" w:name="X485f68a2136b2b63fa13b62903df6b97609524e"/>
     <w:p>
       <w:pPr>
         <w:pStyle w:val="Heading2"/>
       </w:pPr>
       <w:r>
-        <w:t xml:space="preserve">Scenario 4 — Middle East Three-Region Deployment (Updated — Switzerland North)</w:t>
+        <w:t xml:space="preserve">Scenario 4 — Middle East Three-Region Deployment (Current position:</w:t>
+      </w:r>
+      <w:r>
+        <w:t xml:space="preserve"> </w:t>
+      </w:r>
+      <w:r>
+        <w:rPr>
+          <w:rStyle w:val="VerbatimChar"/>
+        </w:rPr>
+        <w:t xml:space="preserve">DR_NOT_OFFERED</w:t>
+      </w:r>
+      <w:r>
+        <w:t xml:space="preserve">)</w:t>
       </w:r>
     </w:p>
     <w:p>
@@ -3120,133 +3160,498 @@
         <w:t xml:space="preserve"> </w:t>
       </w:r>
       <w:r>
-        <w:t xml:space="preserve">a Middle East deployment requiring three environments.</w:t>
-      </w:r>
-    </w:p>
-    <w:p>
-      <w:pPr>
-        <w:pStyle w:val="BodyText"/>
+        <w:t xml:space="preserve">a Middle East deployment requiring Prod + CVAL (and, subject to legal, DR).</w:t>
+      </w:r>
+    </w:p>
+    <w:p>
+      <w:pPr>
+        <w:pStyle w:val="BlockText"/>
       </w:pPr>
       <w:r>
         <w:rPr>
           <w:bCs/>
           <w:b/>
         </w:rPr>
-        <w:t xml:space="preserve">Logic:</w:t>
-      </w:r>
-    </w:p>
-    <w:p>
-      <w:pPr>
-        <w:pStyle w:val="SourceCode"/>
-      </w:pPr>
-      <w:r>
-        <w:rPr>
-          <w:rStyle w:val="VerbatimChar"/>
-        </w:rPr>
-        <w:t xml:space="preserve">1. Candidate in-geo Standard regions = { Saudi Arabia Central, UAE North }   (both Standard)</w:t>
-      </w:r>
-      <w:r>
-        <w:br/>
-      </w:r>
-      <w:r>
-        <w:rPr>
-          <w:rStyle w:val="VerbatimChar"/>
-        </w:rPr>
-        <w:t xml:space="preserve">2. Score both with PS_Prod.</w:t>
-      </w:r>
-      <w:r>
-        <w:br/>
-      </w:r>
-      <w:r>
-        <w:rPr>
-          <w:rStyle w:val="VerbatimChar"/>
-        </w:rPr>
-        <w:t xml:space="preserve">3. Prod  = argmax(PS_Prod) over the two.</w:t>
-      </w:r>
-      <w:r>
-        <w:br/>
-      </w:r>
-      <w:r>
-        <w:rPr>
-          <w:rStyle w:val="VerbatimChar"/>
-        </w:rPr>
-        <w:t xml:space="preserve">4. CVAL  = the remaining in-geo region (deterministic — only one candidate left).</w:t>
-      </w:r>
-      <w:r>
-        <w:br/>
-      </w:r>
-      <w:r>
-        <w:rPr>
-          <w:rStyle w:val="VerbatimChar"/>
-        </w:rPr>
-        <w:t xml:space="preserve">5. DR    = cross-geo extension region: Switzerland North (Europe)</w:t>
-      </w:r>
-      <w:r>
-        <w:br/>
-      </w:r>
-      <w:r>
-        <w:rPr>
-          <w:rStyle w:val="VerbatimChar"/>
-        </w:rPr>
-        <w:t xml:space="preserve">           because no third in-geo Standard region exists to satisfy region separation.</w:t>
-      </w:r>
-    </w:p>
-    <w:p>
-      <w:pPr>
-        <w:pStyle w:val="BlockText"/>
-      </w:pPr>
-      <w:r>
-        <w:rPr>
+        <w:t xml:space="preserve">⚠️ Current legal position — no DR is offered in the Middle East (DR-014, DEC-001).</w:t>
+      </w:r>
+      <w:r>
+        <w:t xml:space="preserve"> </w:t>
+      </w:r>
+      <w:r>
+        <w:t xml:space="preserve">The Middle East</w:t>
+      </w:r>
+      <w:r>
+        <w:t xml:space="preserve"> </w:t>
+      </w:r>
+      <w:r>
+        <w:t xml:space="preserve">programme is legal-owned and serves government/medical customers under data-residency/sovereignty</w:t>
+      </w:r>
+      <w:r>
+        <w:t xml:space="preserve"> </w:t>
+      </w:r>
+      <w:r>
+        <w:t xml:space="preserve">laws; cross-border DR cannot meet residency requirements. The geography is therefore flagged</w:t>
+      </w:r>
+      <w:r>
+        <w:t xml:space="preserve"> </w:t>
+      </w:r>
+      <w:r>
+        <w:rPr>
+          <w:rStyle w:val="VerbatimChar"/>
           <w:bCs/>
           <w:b/>
         </w:rPr>
-        <w:t xml:space="preserve">v2.2 correction (REG-002):</w:t>
-      </w:r>
-      <w:r>
-        <w:t xml:space="preserve"> </w:t>
-      </w:r>
-      <w:r>
-        <w:t xml:space="preserve">The cross-geo DR extension region was incorrectly cited as</w:t>
-      </w:r>
-      <w:r>
-        <w:t xml:space="preserve"> </w:t>
-      </w:r>
-      <w:r>
-        <w:t xml:space="preserve">“</w:t>
-      </w:r>
-      <w:r>
-        <w:t xml:space="preserve">Belgium Central</w:t>
-      </w:r>
-      <w:r>
-        <w:t xml:space="preserve">”</w:t>
-      </w:r>
-      <w:r>
-        <w:t xml:space="preserve"> </w:t>
-      </w:r>
-      <w:r>
-        <w:t xml:space="preserve">in earlier material. The authoritative placement configuration specifies</w:t>
-      </w:r>
-      <w:r>
-        <w:t xml:space="preserve"> </w:t>
+        <w:t xml:space="preserve">DR_NOT_OFFERED = true</w:t>
       </w:r>
       <w:r>
         <w:rPr>
           <w:bCs/>
           <w:b/>
         </w:rPr>
+        <w:t xml:space="preserve"> </w:t>
+      </w:r>
+      <w:r>
+        <w:rPr>
+          <w:bCs/>
+          <w:b/>
+        </w:rPr>
+        <w:t xml:space="preserve">today</w:t>
+      </w:r>
+      <w:r>
+        <w:t xml:space="preserve">, and the DR offering is</w:t>
+      </w:r>
+      <w:r>
+        <w:t xml:space="preserve"> </w:t>
+      </w:r>
+      <w:r>
+        <w:rPr>
+          <w:bCs/>
+          <w:b/>
+        </w:rPr>
+        <w:t xml:space="preserve">under legal review (DEC-001, pending)</w:t>
+      </w:r>
+      <w:r>
+        <w:t xml:space="preserve">.</w:t>
+      </w:r>
+      <w:r>
+        <w:t xml:space="preserve"> </w:t>
+      </w:r>
+      <w:r>
+        <w:t xml:space="preserve">Middle East</w:t>
+      </w:r>
+      <w:r>
+        <w:t xml:space="preserve"> </w:t>
+      </w:r>
+      <w:r>
+        <w:rPr>
+          <w:bCs/>
+          <w:b/>
+        </w:rPr>
+        <w:t xml:space="preserve">production may still be placed and governed</w:t>
+      </w:r>
+      <w:r>
+        <w:t xml:space="preserve"> </w:t>
+      </w:r>
+      <w:r>
+        <w:t xml:space="preserve">— DR simply does not exist for it.</w:t>
+      </w:r>
+      <w:r>
+        <w:t xml:space="preserve"> </w:t>
+      </w:r>
+      <w:r>
+        <w:t xml:space="preserve">The Switzerland North cross-geo path below is</w:t>
+      </w:r>
+      <w:r>
+        <w:t xml:space="preserve"> </w:t>
+      </w:r>
+      <w:r>
+        <w:rPr>
+          <w:bCs/>
+          <w:b/>
+        </w:rPr>
+        <w:t xml:space="preserve">pre-configured but inactive</w:t>
+      </w:r>
+      <w:r>
+        <w:t xml:space="preserve">, and activates</w:t>
+      </w:r>
+      <w:r>
+        <w:t xml:space="preserve"> </w:t>
+      </w:r>
+      <w:r>
+        <w:rPr>
+          <w:bCs/>
+          <w:b/>
+        </w:rPr>
+        <w:t xml:space="preserve">only</w:t>
+      </w:r>
+      <w:r>
+        <w:rPr>
+          <w:bCs/>
+          <w:b/>
+        </w:rPr>
+        <w:t xml:space="preserve"> </w:t>
+      </w:r>
+      <w:r>
+        <w:rPr>
+          <w:bCs/>
+          <w:b/>
+        </w:rPr>
+        <w:t xml:space="preserve">if and when Legal clears DEC-001</w:t>
+      </w:r>
+      <w:r>
+        <w:t xml:space="preserve"> </w:t>
+      </w:r>
+      <w:r>
+        <w:t xml:space="preserve">(a config flip</w:t>
+      </w:r>
+      <w:r>
+        <w:t xml:space="preserve"> </w:t>
+      </w:r>
+      <w:r>
+        <w:rPr>
+          <w:rStyle w:val="VerbatimChar"/>
+        </w:rPr>
+        <w:t xml:space="preserve">dr_not_offered["Middle East"] = false</w:t>
+      </w:r>
+      <w:r>
+        <w:t xml:space="preserve">, no code change).</w:t>
+      </w:r>
+    </w:p>
+    <w:p>
+      <w:pPr>
+        <w:pStyle w:val="FirstParagraph"/>
+      </w:pPr>
+      <w:r>
+        <w:rPr>
+          <w:bCs/>
+          <w:b/>
+        </w:rPr>
+        <w:t xml:space="preserve">Logic — default (current position,</w:t>
+      </w:r>
+      <w:r>
+        <w:rPr>
+          <w:bCs/>
+          <w:b/>
+        </w:rPr>
+        <w:t xml:space="preserve"> </w:t>
+      </w:r>
+      <w:r>
+        <w:rPr>
+          <w:rStyle w:val="VerbatimChar"/>
+          <w:bCs/>
+          <w:b/>
+        </w:rPr>
+        <w:t xml:space="preserve">DR_NOT_OFFERED = true</w:t>
+      </w:r>
+      <w:r>
+        <w:rPr>
+          <w:bCs/>
+          <w:b/>
+        </w:rPr>
+        <w:t xml:space="preserve">):</w:t>
+      </w:r>
+    </w:p>
+    <w:p>
+      <w:pPr>
+        <w:pStyle w:val="SourceCode"/>
+      </w:pPr>
+      <w:r>
+        <w:rPr>
+          <w:rStyle w:val="VerbatimChar"/>
+        </w:rPr>
+        <w:t xml:space="preserve">1. Candidate in-geo Standard regions = { Saudi Arabia Central, UAE North }   (both Standard)</w:t>
+      </w:r>
+      <w:r>
+        <w:br/>
+      </w:r>
+      <w:r>
+        <w:rPr>
+          <w:rStyle w:val="VerbatimChar"/>
+        </w:rPr>
+        <w:t xml:space="preserve">2. Score both with PS_Prod.</w:t>
+      </w:r>
+      <w:r>
+        <w:br/>
+      </w:r>
+      <w:r>
+        <w:rPr>
+          <w:rStyle w:val="VerbatimChar"/>
+        </w:rPr>
+        <w:t xml:space="preserve">3. Prod  = argmax(PS_Prod) over the two.</w:t>
+      </w:r>
+      <w:r>
+        <w:br/>
+      </w:r>
+      <w:r>
+        <w:rPr>
+          <w:rStyle w:val="VerbatimChar"/>
+        </w:rPr>
+        <w:t xml:space="preserve">4. CVAL  = the remaining in-geo region (deterministic — only one candidate left).</w:t>
+      </w:r>
+      <w:r>
+        <w:br/>
+      </w:r>
+      <w:r>
+        <w:rPr>
+          <w:rStyle w:val="VerbatimChar"/>
+        </w:rPr>
+        <w:t xml:space="preserve">5. DR    = BYPASSED. Because DR_NOT_OFFERED = true for the geography, no DR region is derived;</w:t>
+      </w:r>
+      <w:r>
+        <w:br/>
+      </w:r>
+      <w:r>
+        <w:rPr>
+          <w:rStyle w:val="VerbatimChar"/>
+        </w:rPr>
+        <w:t xml:space="preserve">           the seed record records dr_region = NOT_OFFERED. No SourceDestinationDRIndex entry,</w:t>
+      </w:r>
+      <w:r>
+        <w:br/>
+      </w:r>
+      <w:r>
+        <w:rPr>
+          <w:rStyle w:val="VerbatimChar"/>
+        </w:rPr>
+        <w:t xml:space="preserve">           no DR earmark, and no cross-geo activation are created.</w:t>
+      </w:r>
+    </w:p>
+    <w:p>
+      <w:pPr>
+        <w:pStyle w:val="FirstParagraph"/>
+      </w:pPr>
+      <w:r>
+        <w:rPr>
+          <w:rStyle w:val="VerbatimChar"/>
+        </w:rPr>
+        <w:t xml:space="preserve">DR_NOT_OFFERED</w:t>
+      </w:r>
+      <w:r>
+        <w:t xml:space="preserve"> </w:t>
+      </w:r>
+      <w:r>
+        <w:t xml:space="preserve">is evaluated</w:t>
+      </w:r>
+      <w:r>
+        <w:t xml:space="preserve"> </w:t>
+      </w:r>
+      <w:r>
+        <w:rPr>
+          <w:bCs/>
+          <w:b/>
+        </w:rPr>
+        <w:t xml:space="preserve">before</w:t>
+      </w:r>
+      <w:r>
+        <w:t xml:space="preserve"> </w:t>
+      </w:r>
+      <w:r>
+        <w:t xml:space="preserve">any cross-geo extension: the engine never reaches the</w:t>
+      </w:r>
+      <w:r>
+        <w:t xml:space="preserve"> </w:t>
+      </w:r>
+      <w:r>
+        <w:t xml:space="preserve">Switzerland North path while the flag is</w:t>
+      </w:r>
+      <w:r>
+        <w:t xml:space="preserve"> </w:t>
+      </w:r>
+      <w:r>
+        <w:rPr>
+          <w:rStyle w:val="VerbatimChar"/>
+        </w:rPr>
+        <w:t xml:space="preserve">true</w:t>
+      </w:r>
+      <w:r>
+        <w:t xml:space="preserve">.</w:t>
+      </w:r>
+      <w:r>
+        <w:t xml:space="preserve"> </w:t>
+      </w:r>
+      <w:r>
+        <w:rPr>
+          <w:rStyle w:val="VerbatimChar"/>
+        </w:rPr>
+        <w:t xml:space="preserve">[Documented]</w:t>
+      </w:r>
+    </w:p>
+    <w:p>
+      <w:pPr>
+        <w:pStyle w:val="BodyText"/>
+      </w:pPr>
+      <w:r>
+        <w:rPr>
+          <w:bCs/>
+          <w:b/>
+        </w:rPr>
+        <w:t xml:space="preserve">Logic — conditional (only if Legal clears DEC-001,</w:t>
+      </w:r>
+      <w:r>
+        <w:rPr>
+          <w:bCs/>
+          <w:b/>
+        </w:rPr>
+        <w:t xml:space="preserve"> </w:t>
+      </w:r>
+      <w:r>
+        <w:rPr>
+          <w:rStyle w:val="VerbatimChar"/>
+          <w:bCs/>
+          <w:b/>
+        </w:rPr>
+        <w:t xml:space="preserve">DR_NOT_OFFERED = false</w:t>
+      </w:r>
+      <w:r>
+        <w:rPr>
+          <w:bCs/>
+          <w:b/>
+        </w:rPr>
+        <w:t xml:space="preserve">):</w:t>
+      </w:r>
+    </w:p>
+    <w:p>
+      <w:pPr>
+        <w:pStyle w:val="SourceCode"/>
+      </w:pPr>
+      <w:r>
+        <w:rPr>
+          <w:rStyle w:val="VerbatimChar"/>
+        </w:rPr>
+        <w:t xml:space="preserve">5'. DR   = cross-geo extension region: Switzerland North (Europe)</w:t>
+      </w:r>
+      <w:r>
+        <w:br/>
+      </w:r>
+      <w:r>
+        <w:rPr>
+          <w:rStyle w:val="VerbatimChar"/>
+        </w:rPr>
+        <w:t xml:space="preserve">           because no third in-geo Standard region exists to satisfy region separation.</w:t>
+      </w:r>
+    </w:p>
+    <w:p>
+      <w:pPr>
+        <w:pStyle w:val="BlockText"/>
+      </w:pPr>
+      <w:r>
+        <w:rPr>
+          <w:bCs/>
+          <w:b/>
+        </w:rPr>
+        <w:t xml:space="preserve">v2.2 correction (REG-002):</w:t>
+      </w:r>
+      <w:r>
+        <w:t xml:space="preserve"> </w:t>
+      </w:r>
+      <w:r>
+        <w:t xml:space="preserve">In the conditional path, the cross-geo DR extension region was</w:t>
+      </w:r>
+      <w:r>
+        <w:t xml:space="preserve"> </w:t>
+      </w:r>
+      <w:r>
+        <w:t xml:space="preserve">incorrectly cited as</w:t>
+      </w:r>
+      <w:r>
+        <w:t xml:space="preserve"> </w:t>
+      </w:r>
+      <w:r>
+        <w:t xml:space="preserve">“</w:t>
+      </w:r>
+      <w:r>
+        <w:t xml:space="preserve">Belgium Central</w:t>
+      </w:r>
+      <w:r>
+        <w:t xml:space="preserve">”</w:t>
+      </w:r>
+      <w:r>
+        <w:t xml:space="preserve"> </w:t>
+      </w:r>
+      <w:r>
+        <w:t xml:space="preserve">in earlier material. The authoritative placement configuration</w:t>
+      </w:r>
+      <w:r>
+        <w:t xml:space="preserve"> </w:t>
+      </w:r>
+      <w:r>
+        <w:t xml:space="preserve">specifies</w:t>
+      </w:r>
+      <w:r>
+        <w:t xml:space="preserve"> </w:t>
+      </w:r>
+      <w:r>
+        <w:rPr>
+          <w:bCs/>
+          <w:b/>
+        </w:rPr>
         <w:t xml:space="preserve">Switzerland North</w:t>
       </w:r>
       <w:r>
         <w:t xml:space="preserve"> </w:t>
       </w:r>
       <w:r>
-        <w:t xml:space="preserve">as the cross-geo extension for Middle East. All references to Belgium Central</w:t>
-      </w:r>
-      <w:r>
-        <w:t xml:space="preserve"> </w:t>
-      </w:r>
-      <w:r>
-        <w:t xml:space="preserve">are superseded by Switzerland North.</w:t>
+        <w:t xml:space="preserve">as the cross-geo extension for the Middle East. All references to</w:t>
+      </w:r>
+      <w:r>
+        <w:t xml:space="preserve"> </w:t>
+      </w:r>
+      <w:r>
+        <w:t xml:space="preserve">Belgium Central are superseded by Switzerland North. This correction concerns</w:t>
+      </w:r>
+      <w:r>
+        <w:t xml:space="preserve"> </w:t>
+      </w:r>
+      <w:r>
+        <w:rPr>
+          <w:iCs/>
+          <w:i/>
+        </w:rPr>
+        <w:t xml:space="preserve">which</w:t>
+      </w:r>
+      <w:r>
+        <w:t xml:space="preserve"> </w:t>
+      </w:r>
+      <w:r>
+        <w:t xml:space="preserve">region would be</w:t>
+      </w:r>
+      <w:r>
+        <w:t xml:space="preserve"> </w:t>
+      </w:r>
+      <w:r>
+        <w:t xml:space="preserve">used</w:t>
+      </w:r>
+      <w:r>
+        <w:t xml:space="preserve"> </w:t>
+      </w:r>
+      <w:r>
+        <w:rPr>
+          <w:bCs/>
+          <w:b/>
+        </w:rPr>
+        <w:t xml:space="preserve">if</w:t>
+      </w:r>
+      <w:r>
+        <w:t xml:space="preserve"> </w:t>
+      </w:r>
+      <w:r>
+        <w:t xml:space="preserve">DR is ever approved; it does</w:t>
+      </w:r>
+      <w:r>
+        <w:t xml:space="preserve"> </w:t>
+      </w:r>
+      <w:r>
+        <w:rPr>
+          <w:bCs/>
+          <w:b/>
+        </w:rPr>
+        <w:t xml:space="preserve">not</w:t>
+      </w:r>
+      <w:r>
+        <w:t xml:space="preserve"> </w:t>
+      </w:r>
+      <w:r>
+        <w:t xml:space="preserve">imply DR is currently offered.</w:t>
       </w:r>
     </w:p>
     <w:p>
@@ -3254,78 +3659,34 @@
         <w:pStyle w:val="FirstParagraph"/>
       </w:pPr>
       <w:r>
-        <w:t xml:space="preserve">Middle East is subject to the</w:t>
-      </w:r>
-      <w:r>
-        <w:t xml:space="preserve"> </w:t>
-      </w:r>
-      <w:r>
-        <w:rPr>
-          <w:rStyle w:val="VerbatimChar"/>
-        </w:rPr>
-        <w:t xml:space="preserve">DR_NOT_OFFERED</w:t>
-      </w:r>
-      <w:r>
-        <w:t xml:space="preserve"> </w:t>
-      </w:r>
-      <w:r>
-        <w:t xml:space="preserve">policy flag (DR-014) where legal/data-sovereignty</w:t>
-      </w:r>
-      <w:r>
-        <w:t xml:space="preserve"> </w:t>
-      </w:r>
-      <w:r>
-        <w:t xml:space="preserve">prevents an acceptable DR design. When</w:t>
-      </w:r>
-      <w:r>
-        <w:t xml:space="preserve"> </w:t>
-      </w:r>
-      <w:r>
-        <w:rPr>
-          <w:rStyle w:val="VerbatimChar"/>
-        </w:rPr>
-        <w:t xml:space="preserve">DR_NOT_OFFERED = true</w:t>
-      </w:r>
-      <w:r>
-        <w:t xml:space="preserve"> </w:t>
-      </w:r>
-      <w:r>
-        <w:t xml:space="preserve">for the geography, Step 5 above is</w:t>
-      </w:r>
-      <w:r>
-        <w:t xml:space="preserve"> </w:t>
-      </w:r>
-      <w:r>
-        <w:t xml:space="preserve">bypassed and the seed record records</w:t>
-      </w:r>
-      <w:r>
-        <w:t xml:space="preserve"> </w:t>
-      </w:r>
-      <w:r>
-        <w:rPr>
-          <w:rStyle w:val="VerbatimChar"/>
-        </w:rPr>
-        <w:t xml:space="preserve">dr_region = NOT_OFFERED</w:t>
+        <w:t xml:space="preserve">Cross-geo extension constraints from ADR-001 apply to the DR region (Switzerland North)</w:t>
+      </w:r>
+      <w:r>
+        <w:t xml:space="preserve"> </w:t>
+      </w:r>
+      <w:r>
+        <w:rPr>
+          <w:bCs/>
+          <w:b/>
+        </w:rPr>
+        <w:t xml:space="preserve">when and if</w:t>
+      </w:r>
+      <w:r>
+        <w:rPr>
+          <w:bCs/>
+          <w:b/>
+        </w:rPr>
+        <w:t xml:space="preserve"> </w:t>
+      </w:r>
+      <w:r>
+        <w:rPr>
+          <w:bCs/>
+          <w:b/>
+        </w:rPr>
+        <w:t xml:space="preserve">the conditional path is activated</w:t>
       </w:r>
       <w:r>
         <w:t xml:space="preserve">.</w:t>
-      </w:r>
-      <w:r>
-        <w:t xml:space="preserve"> </w:t>
-      </w:r>
-      <w:r>
-        <w:rPr>
-          <w:rStyle w:val="VerbatimChar"/>
-        </w:rPr>
-        <w:t xml:space="preserve">[Decided]</w:t>
-      </w:r>
-    </w:p>
-    <w:p>
-      <w:pPr>
-        <w:pStyle w:val="BodyText"/>
-      </w:pPr>
-      <w:r>
-        <w:t xml:space="preserve">Cross-geo extension constraints from ADR-001 apply to the DR region (Switzerland North).</w:t>
       </w:r>
       <w:r>
         <w:t xml:space="preserve"> </w:t>
@@ -3695,7 +4056,86 @@
         <w:t xml:space="preserve"> </w:t>
       </w:r>
       <w:r>
-        <w:t xml:space="preserve">cross-geo region for Middle East).</w:t>
+        <w:t xml:space="preserve">cross-geo region for the Middle East</w:t>
+      </w:r>
+      <w:r>
+        <w:t xml:space="preserve"> </w:t>
+      </w:r>
+      <w:r>
+        <w:rPr>
+          <w:bCs/>
+          <w:b/>
+        </w:rPr>
+        <w:t xml:space="preserve">only if</w:t>
+      </w:r>
+      <w:r>
+        <w:t xml:space="preserve"> </w:t>
+      </w:r>
+      <w:r>
+        <w:t xml:space="preserve">its</w:t>
+      </w:r>
+      <w:r>
+        <w:t xml:space="preserve"> </w:t>
+      </w:r>
+      <w:r>
+        <w:rPr>
+          <w:rStyle w:val="VerbatimChar"/>
+        </w:rPr>
+        <w:t xml:space="preserve">DR_NOT_OFFERED</w:t>
+      </w:r>
+      <w:r>
+        <w:t xml:space="preserve"> </w:t>
+      </w:r>
+      <w:r>
+        <w:t xml:space="preserve">flag is</w:t>
+      </w:r>
+      <w:r>
+        <w:t xml:space="preserve"> </w:t>
+      </w:r>
+      <w:r>
+        <w:rPr>
+          <w:rStyle w:val="VerbatimChar"/>
+        </w:rPr>
+        <w:t xml:space="preserve">false</w:t>
+      </w:r>
+      <w:r>
+        <w:t xml:space="preserve"> </w:t>
+      </w:r>
+      <w:r>
+        <w:t xml:space="preserve">— see Scenario 4;</w:t>
+      </w:r>
+      <w:r>
+        <w:t xml:space="preserve"> </w:t>
+      </w:r>
+      <w:r>
+        <w:t xml:space="preserve">while the flag is</w:t>
+      </w:r>
+      <w:r>
+        <w:t xml:space="preserve"> </w:t>
+      </w:r>
+      <w:r>
+        <w:rPr>
+          <w:rStyle w:val="VerbatimChar"/>
+        </w:rPr>
+        <w:t xml:space="preserve">true</w:t>
+      </w:r>
+      <w:r>
+        <w:t xml:space="preserve"> </w:t>
+      </w:r>
+      <w:r>
+        <w:t xml:space="preserve">(current legal position, DEC-001) this step is skipped and</w:t>
+      </w:r>
+      <w:r>
+        <w:t xml:space="preserve"> </w:t>
+      </w:r>
+      <w:r>
+        <w:rPr>
+          <w:rStyle w:val="VerbatimChar"/>
+        </w:rPr>
+        <w:t xml:space="preserve">dr_region = NOT_OFFERED</w:t>
+      </w:r>
+      <w:r>
+        <w:t xml:space="preserve">).</w:t>
       </w:r>
     </w:p>
     <w:bookmarkStart w:id="33" w:name="ps_drr-decided"/>
@@ -10008,7 +10448,7 @@
               <w:jc w:val="left"/>
             </w:pPr>
             <w:r>
-              <w:t xml:space="preserve">EU cross-geo DR extension region</w:t>
+              <w:t xml:space="preserve">EU cross-geo DR extension region (Middle East)</w:t>
             </w:r>
           </w:p>
         </w:tc>
@@ -10026,33 +10466,64 @@
               </w:rPr>
               <w:t xml:space="preserve">Switzerland North</w:t>
             </w:r>
-          </w:p>
-        </w:tc>
-        <w:tc>
-          <w:tcPr/>
-          <w:p>
-            <w:pPr>
-              <w:pStyle w:val="Compact"/>
-              <w:jc w:val="left"/>
-            </w:pPr>
-            <w:r>
-              <w:t xml:space="preserve">4</w:t>
-            </w:r>
-          </w:p>
-        </w:tc>
-        <w:tc>
-          <w:tcPr/>
-          <w:p>
-            <w:pPr>
-              <w:pStyle w:val="Compact"/>
-              <w:jc w:val="left"/>
-            </w:pPr>
+            <w:r>
+              <w:t xml:space="preserve"> </w:t>
+            </w:r>
+            <w:r>
+              <w:t xml:space="preserve">— pre-configured but</w:t>
+            </w:r>
+            <w:r>
+              <w:t xml:space="preserve"> </w:t>
+            </w:r>
             <w:r>
               <w:rPr>
                 <w:bCs/>
                 <w:b/>
               </w:rPr>
-              <w:t xml:space="preserve">Updated (was Belgium Central)</w:t>
+              <w:t xml:space="preserve">inactive</w:t>
+            </w:r>
+            <w:r>
+              <w:t xml:space="preserve">; conditional on DEC-001 (current position</w:t>
+            </w:r>
+            <w:r>
+              <w:t xml:space="preserve"> </w:t>
+            </w:r>
+            <w:r>
+              <w:rPr>
+                <w:rStyle w:val="VerbatimChar"/>
+              </w:rPr>
+              <w:t xml:space="preserve">DR_NOT_OFFERED</w:t>
+            </w:r>
+            <w:r>
+              <w:t xml:space="preserve">)</w:t>
+            </w:r>
+          </w:p>
+        </w:tc>
+        <w:tc>
+          <w:tcPr/>
+          <w:p>
+            <w:pPr>
+              <w:pStyle w:val="Compact"/>
+              <w:jc w:val="left"/>
+            </w:pPr>
+            <w:r>
+              <w:t xml:space="preserve">4</w:t>
+            </w:r>
+          </w:p>
+        </w:tc>
+        <w:tc>
+          <w:tcPr/>
+          <w:p>
+            <w:pPr>
+              <w:pStyle w:val="Compact"/>
+              <w:jc w:val="left"/>
+            </w:pPr>
+            <w:r>
+              <w:rPr>
+                <w:bCs/>
+                <w:b/>
+              </w:rPr>
+              <w:t xml:space="preserve">Updated (was Belgium Central; now gated by DEC-001)</w:t>
             </w:r>
           </w:p>
         </w:tc>

--- a/docs/acrme_calculation_logic_reference.docx
+++ b/docs/acrme_calculation_logic_reference.docx
@@ -430,7 +430,7 @@
         <w:t xml:space="preserve"> </w:t>
       </w:r>
       <w:r>
-        <w:t xml:space="preserve">(PRR §26–§32).</w:t>
+        <w:t xml:space="preserve">(PRR Section 26–Section 32).</w:t>
       </w:r>
     </w:p>
     <w:p>
@@ -3063,7 +3063,7 @@
               <w:jc w:val="left"/>
             </w:pPr>
             <w:r>
-              <w:t xml:space="preserve">PRR §32</w:t>
+              <w:t xml:space="preserve">PRR Section 32</w:t>
             </w:r>
           </w:p>
         </w:tc>
